--- a/Инструкция.docx
+++ b/Инструкция.docx
@@ -451,7 +451,7 @@
         </w:rPr>
         <w:t xml:space="preserve">: </w:t>
       </w:r>
-      <w:hyperlink r:id="rId5" w:history="1">
+      <w:hyperlink r:id="rId6" w:history="1">
         <w:r>
           <w:rPr>
             <w:rStyle w:val="a4"/>
@@ -508,7 +508,7 @@
       <w:r>
         <w:t xml:space="preserve"> </w:t>
       </w:r>
-      <w:hyperlink r:id="rId6" w:history="1">
+      <w:hyperlink r:id="rId7" w:history="1">
         <w:r>
           <w:rPr>
             <w:rStyle w:val="a4"/>
@@ -950,7 +950,7 @@
         </w:rPr>
         <w:t xml:space="preserve">: </w:t>
       </w:r>
-      <w:hyperlink r:id="rId7" w:history="1">
+      <w:hyperlink r:id="rId8" w:history="1">
         <w:r>
           <w:rPr>
             <w:rStyle w:val="a4"/>
@@ -1113,7 +1113,7 @@
         </w:rPr>
         <w:t xml:space="preserve">: </w:t>
       </w:r>
-      <w:hyperlink r:id="rId8" w:history="1">
+      <w:hyperlink r:id="rId9" w:history="1">
         <w:r>
           <w:rPr>
             <w:rStyle w:val="a4"/>
@@ -1605,7 +1605,7 @@
         </w:rPr>
         <w:t xml:space="preserve"> Сайт для скачивания - </w:t>
       </w:r>
-      <w:hyperlink r:id="rId9" w:history="1">
+      <w:hyperlink r:id="rId10" w:history="1">
         <w:r>
           <w:rPr>
             <w:rStyle w:val="a4"/>
@@ -3493,6 +3493,7 @@
           <w:rFonts w:ascii="Times New Roman" w:hAnsi="Times New Roman" w:cs="Times New Roman"/>
           <w:sz w:val="28"/>
           <w:szCs w:val="28"/>
+          <w:lang w:val="en-US"/>
         </w:rPr>
       </w:pPr>
       <w:r>
@@ -3510,6 +3511,7 @@
           <w:rFonts w:ascii="Times New Roman" w:hAnsi="Times New Roman" w:cs="Times New Roman"/>
           <w:sz w:val="28"/>
           <w:szCs w:val="28"/>
+          <w:lang w:val="en-US"/>
         </w:rPr>
         <w:t xml:space="preserve"> </w:t>
       </w:r>
@@ -3533,6 +3535,7 @@
           <w:rFonts w:ascii="Times New Roman" w:hAnsi="Times New Roman" w:cs="Times New Roman"/>
           <w:sz w:val="28"/>
           <w:szCs w:val="28"/>
+          <w:lang w:val="en-US"/>
         </w:rPr>
       </w:pPr>
       <w:r>
@@ -3550,6 +3553,7 @@
           <w:rFonts w:ascii="Times New Roman" w:hAnsi="Times New Roman" w:cs="Times New Roman"/>
           <w:sz w:val="28"/>
           <w:szCs w:val="28"/>
+          <w:lang w:val="en-US"/>
         </w:rPr>
         <w:t xml:space="preserve"> </w:t>
       </w:r>
@@ -3570,6 +3574,7 @@
           <w:rFonts w:ascii="Times New Roman" w:hAnsi="Times New Roman" w:cs="Times New Roman"/>
           <w:sz w:val="28"/>
           <w:szCs w:val="28"/>
+          <w:lang w:val="en-US"/>
         </w:rPr>
         <w:t xml:space="preserve">  </w:t>
       </w:r>
@@ -3581,6 +3586,7 @@
           <w:iCs/>
           <w:sz w:val="28"/>
           <w:szCs w:val="28"/>
+          <w:lang w:val="en-US"/>
         </w:rPr>
         <w:t>#</w:t>
       </w:r>
@@ -3593,6 +3599,7 @@
           <w:iCs/>
           <w:sz w:val="28"/>
           <w:szCs w:val="28"/>
+          <w:lang w:val="en-US"/>
         </w:rPr>
         <w:t xml:space="preserve"> </w:t>
       </w:r>
@@ -3615,6 +3622,7 @@
           <w:iCs/>
           <w:sz w:val="28"/>
           <w:szCs w:val="28"/>
+          <w:lang w:val="en-US"/>
         </w:rPr>
         <w:t xml:space="preserve"> </w:t>
       </w:r>
@@ -3637,6 +3645,7 @@
           <w:iCs/>
           <w:sz w:val="28"/>
           <w:szCs w:val="28"/>
+          <w:lang w:val="en-US"/>
         </w:rPr>
         <w:t xml:space="preserve"> </w:t>
       </w:r>
@@ -3666,8 +3675,17 @@
           <w:rFonts w:ascii="Times New Roman" w:hAnsi="Times New Roman" w:cs="Times New Roman"/>
           <w:sz w:val="28"/>
           <w:szCs w:val="28"/>
-        </w:rPr>
-        <w:t xml:space="preserve">                Пытаемся опять сконфигурировать – 11 пункт команда.</w:t>
+          <w:lang w:val="en-US"/>
+        </w:rPr>
+        <w:t xml:space="preserve">                </w:t>
+      </w:r>
+      <w:r>
+        <w:rPr>
+          <w:rFonts w:ascii="Times New Roman" w:hAnsi="Times New Roman" w:cs="Times New Roman"/>
+          <w:sz w:val="28"/>
+          <w:szCs w:val="28"/>
+        </w:rPr>
+        <w:t>Пытаемся опять сконфигурировать – 11 пункт команда.</w:t>
       </w:r>
     </w:p>
     <w:p>
@@ -7918,7 +7936,7 @@
                     <pic:cNvPicPr/>
                   </pic:nvPicPr>
                   <pic:blipFill>
-                    <a:blip r:embed="rId10"/>
+                    <a:blip r:embed="rId11"/>
                     <a:stretch>
                       <a:fillRect/>
                     </a:stretch>
@@ -10474,17 +10492,41 @@
     <w:p>
       <w:pPr>
         <w:rPr>
-          <w:lang w:val="en-US"/>
-        </w:rPr>
-      </w:pPr>
-    </w:p>
-    <w:p>
-      <w:pPr>
-        <w:rPr>
-          <w:rFonts w:ascii="Times New Roman" w:hAnsi="Times New Roman" w:cs="Times New Roman"/>
-          <w:sz w:val="24"/>
-          <w:szCs w:val="24"/>
-          <w:lang w:val="en-US"/>
+          <w:rFonts w:ascii="Times New Roman" w:eastAsia="Times New Roman" w:hAnsi="Times New Roman" w:cs="Times New Roman"/>
+          <w:i/>
+          <w:iCs/>
+          <w:sz w:val="28"/>
+          <w:szCs w:val="28"/>
+          <w:lang w:eastAsia="ru-RU"/>
+        </w:rPr>
+      </w:pPr>
+      <w:r>
+        <w:rPr>
+          <w:rFonts w:ascii="Times New Roman" w:eastAsia="Times New Roman" w:hAnsi="Times New Roman" w:cs="Times New Roman"/>
+          <w:i/>
+          <w:iCs/>
+          <w:sz w:val="28"/>
+          <w:szCs w:val="28"/>
+          <w:lang w:eastAsia="ru-RU"/>
+        </w:rPr>
+        <w:br w:type="page"/>
+      </w:r>
+      <w:bookmarkStart w:id="0" w:name="_GoBack"/>
+      <w:bookmarkEnd w:id="0"/>
+    </w:p>
+    <w:p>
+      <w:pPr>
+        <w:rPr>
+          <w:lang w:val="en-US"/>
+        </w:rPr>
+      </w:pPr>
+    </w:p>
+    <w:p>
+      <w:pPr>
+        <w:rPr>
+          <w:rFonts w:ascii="Times New Roman" w:hAnsi="Times New Roman" w:cs="Times New Roman"/>
+          <w:sz w:val="24"/>
+          <w:szCs w:val="24"/>
         </w:rPr>
       </w:pPr>
       <w:r>
@@ -10500,7 +10542,6 @@
           <w:rFonts w:ascii="Times New Roman" w:hAnsi="Times New Roman" w:cs="Times New Roman"/>
           <w:sz w:val="24"/>
           <w:szCs w:val="24"/>
-          <w:lang w:val="en-US"/>
         </w:rPr>
         <w:t>:</w:t>
       </w:r>
@@ -11856,8 +11897,182 @@
           <w:sz w:val="24"/>
           <w:szCs w:val="24"/>
         </w:rPr>
+        <w:t># Удалить файл</w:t>
+      </w:r>
+    </w:p>
+    <w:p>
+      <w:pPr>
+        <w:spacing w:line="276" w:lineRule="auto"/>
+        <w:rPr>
+          <w:rFonts w:ascii="Times New Roman" w:hAnsi="Times New Roman" w:cs="Times New Roman"/>
+          <w:sz w:val="24"/>
+          <w:szCs w:val="24"/>
+        </w:rPr>
+      </w:pPr>
+      <w:proofErr w:type="spellStart"/>
+      <w:r>
+        <w:rPr>
+          <w:rFonts w:ascii="Times New Roman" w:hAnsi="Times New Roman" w:cs="Times New Roman"/>
+          <w:sz w:val="24"/>
+          <w:szCs w:val="24"/>
+        </w:rPr>
+        <w:t>rm</w:t>
+      </w:r>
+      <w:proofErr w:type="spellEnd"/>
+      <w:r>
+        <w:rPr>
+          <w:rFonts w:ascii="Times New Roman" w:hAnsi="Times New Roman" w:cs="Times New Roman"/>
+          <w:sz w:val="24"/>
+          <w:szCs w:val="24"/>
+        </w:rPr>
+        <w:t xml:space="preserve"> файл</w:t>
+      </w:r>
+    </w:p>
+    <w:p>
+      <w:pPr>
+        <w:spacing w:line="276" w:lineRule="auto"/>
+        <w:rPr>
+          <w:rFonts w:ascii="Times New Roman" w:hAnsi="Times New Roman" w:cs="Times New Roman"/>
+          <w:sz w:val="24"/>
+          <w:szCs w:val="24"/>
+        </w:rPr>
+      </w:pPr>
+      <w:r>
+        <w:rPr>
+          <w:rFonts w:ascii="Times New Roman" w:hAnsi="Times New Roman" w:cs="Times New Roman"/>
+          <w:sz w:val="24"/>
+          <w:szCs w:val="24"/>
+        </w:rPr>
+        <w:t># Удалить пустую папку</w:t>
+      </w:r>
+    </w:p>
+    <w:p>
+      <w:pPr>
+        <w:spacing w:line="276" w:lineRule="auto"/>
+        <w:rPr>
+          <w:rFonts w:ascii="Times New Roman" w:hAnsi="Times New Roman" w:cs="Times New Roman"/>
+          <w:sz w:val="24"/>
+          <w:szCs w:val="24"/>
+        </w:rPr>
+      </w:pPr>
+      <w:proofErr w:type="spellStart"/>
+      <w:r>
+        <w:rPr>
+          <w:rFonts w:ascii="Times New Roman" w:hAnsi="Times New Roman" w:cs="Times New Roman"/>
+          <w:sz w:val="24"/>
+          <w:szCs w:val="24"/>
+        </w:rPr>
+        <w:t>rmdir</w:t>
+      </w:r>
+      <w:proofErr w:type="spellEnd"/>
+      <w:r>
+        <w:rPr>
+          <w:rFonts w:ascii="Times New Roman" w:hAnsi="Times New Roman" w:cs="Times New Roman"/>
+          <w:sz w:val="24"/>
+          <w:szCs w:val="24"/>
+        </w:rPr>
+        <w:t xml:space="preserve"> папк</w:t>
+      </w:r>
+      <w:r>
+        <w:rPr>
+          <w:rFonts w:ascii="Times New Roman" w:hAnsi="Times New Roman" w:cs="Times New Roman"/>
+          <w:sz w:val="24"/>
+          <w:szCs w:val="24"/>
+        </w:rPr>
+        <w:t>а</w:t>
+      </w:r>
+    </w:p>
+    <w:p>
+      <w:pPr>
+        <w:spacing w:line="276" w:lineRule="auto"/>
+        <w:rPr>
+          <w:rFonts w:ascii="Times New Roman" w:hAnsi="Times New Roman" w:cs="Times New Roman"/>
+          <w:sz w:val="24"/>
+          <w:szCs w:val="24"/>
+        </w:rPr>
+      </w:pPr>
+      <w:r>
+        <w:rPr>
+          <w:rFonts w:ascii="Times New Roman" w:hAnsi="Times New Roman" w:cs="Times New Roman"/>
+          <w:sz w:val="24"/>
+          <w:szCs w:val="24"/>
+        </w:rPr>
+        <w:t># Удалить папку со всем содержимым (-r = рекурсивно)</w:t>
+      </w:r>
+    </w:p>
+    <w:p>
+      <w:pPr>
+        <w:spacing w:line="276" w:lineRule="auto"/>
+        <w:rPr>
+          <w:rFonts w:ascii="Times New Roman" w:hAnsi="Times New Roman" w:cs="Times New Roman"/>
+          <w:sz w:val="24"/>
+          <w:szCs w:val="24"/>
+        </w:rPr>
+      </w:pPr>
+      <w:proofErr w:type="spellStart"/>
+      <w:r>
+        <w:rPr>
+          <w:rFonts w:ascii="Times New Roman" w:hAnsi="Times New Roman" w:cs="Times New Roman"/>
+          <w:sz w:val="24"/>
+          <w:szCs w:val="24"/>
+        </w:rPr>
+        <w:t>rm</w:t>
+      </w:r>
+      <w:proofErr w:type="spellEnd"/>
+      <w:r>
+        <w:rPr>
+          <w:rFonts w:ascii="Times New Roman" w:hAnsi="Times New Roman" w:cs="Times New Roman"/>
+          <w:sz w:val="24"/>
+          <w:szCs w:val="24"/>
+        </w:rPr>
+        <w:t xml:space="preserve"> -r папка</w:t>
+      </w:r>
+    </w:p>
+    <w:p>
+      <w:pPr>
+        <w:spacing w:line="276" w:lineRule="auto"/>
+        <w:rPr>
+          <w:rFonts w:ascii="Times New Roman" w:hAnsi="Times New Roman" w:cs="Times New Roman"/>
+          <w:sz w:val="24"/>
+          <w:szCs w:val="24"/>
+        </w:rPr>
+      </w:pPr>
+      <w:r>
+        <w:rPr>
+          <w:rFonts w:ascii="Times New Roman" w:hAnsi="Times New Roman" w:cs="Times New Roman"/>
+          <w:sz w:val="24"/>
+          <w:szCs w:val="24"/>
+        </w:rPr>
+        <w:t># Удалить с подтверждением (-i)</w:t>
+      </w:r>
+    </w:p>
+    <w:p>
+      <w:pPr>
+        <w:spacing w:line="276" w:lineRule="auto"/>
+        <w:rPr>
+          <w:rFonts w:ascii="Times New Roman" w:hAnsi="Times New Roman" w:cs="Times New Roman"/>
+          <w:sz w:val="24"/>
+          <w:szCs w:val="24"/>
+        </w:rPr>
+      </w:pPr>
+      <w:proofErr w:type="spellStart"/>
+      <w:r>
+        <w:rPr>
+          <w:rFonts w:ascii="Times New Roman" w:hAnsi="Times New Roman" w:cs="Times New Roman"/>
+          <w:sz w:val="24"/>
+          <w:szCs w:val="24"/>
+        </w:rPr>
         <w:lastRenderedPageBreak/>
-        <w:t># Удалить файл</w:t>
+        <w:t>rm</w:t>
+      </w:r>
+      <w:proofErr w:type="spellEnd"/>
+      <w:r>
+        <w:rPr>
+          <w:rFonts w:ascii="Times New Roman" w:hAnsi="Times New Roman" w:cs="Times New Roman"/>
+          <w:sz w:val="24"/>
+          <w:szCs w:val="24"/>
+        </w:rPr>
+        <w:t xml:space="preserve"> -i файл</w:t>
       </w:r>
     </w:p>
     <w:p>
@@ -11869,6 +12084,42 @@
           <w:szCs w:val="24"/>
         </w:rPr>
       </w:pPr>
+      <w:r>
+        <w:rPr>
+          <w:rFonts w:ascii="Times New Roman" w:hAnsi="Times New Roman" w:cs="Times New Roman"/>
+          <w:sz w:val="24"/>
+          <w:szCs w:val="24"/>
+        </w:rPr>
+        <w:t xml:space="preserve"># Удалить принудительно (-f = </w:t>
+      </w:r>
+      <w:proofErr w:type="spellStart"/>
+      <w:r>
+        <w:rPr>
+          <w:rFonts w:ascii="Times New Roman" w:hAnsi="Times New Roman" w:cs="Times New Roman"/>
+          <w:sz w:val="24"/>
+          <w:szCs w:val="24"/>
+        </w:rPr>
+        <w:t>force</w:t>
+      </w:r>
+      <w:proofErr w:type="spellEnd"/>
+      <w:r>
+        <w:rPr>
+          <w:rFonts w:ascii="Times New Roman" w:hAnsi="Times New Roman" w:cs="Times New Roman"/>
+          <w:sz w:val="24"/>
+          <w:szCs w:val="24"/>
+        </w:rPr>
+        <w:t>)</w:t>
+      </w:r>
+    </w:p>
+    <w:p>
+      <w:pPr>
+        <w:spacing w:line="276" w:lineRule="auto"/>
+        <w:rPr>
+          <w:rFonts w:ascii="Times New Roman" w:hAnsi="Times New Roman" w:cs="Times New Roman"/>
+          <w:sz w:val="24"/>
+          <w:szCs w:val="24"/>
+        </w:rPr>
+      </w:pPr>
       <w:proofErr w:type="spellStart"/>
       <w:r>
         <w:rPr>
@@ -11885,7 +12136,7 @@
           <w:sz w:val="24"/>
           <w:szCs w:val="24"/>
         </w:rPr>
-        <w:t xml:space="preserve"> файл</w:t>
+        <w:t xml:space="preserve"> -f файл</w:t>
       </w:r>
     </w:p>
     <w:p>
@@ -11903,7 +12154,7 @@
           <w:sz w:val="24"/>
           <w:szCs w:val="24"/>
         </w:rPr>
-        <w:t># Удалить пустую папку</w:t>
+        <w:t># Текущая папка</w:t>
       </w:r>
     </w:p>
     <w:p>
@@ -11915,31 +12166,13 @@
           <w:szCs w:val="24"/>
         </w:rPr>
       </w:pPr>
-      <w:proofErr w:type="spellStart"/>
-      <w:r>
-        <w:rPr>
-          <w:rFonts w:ascii="Times New Roman" w:hAnsi="Times New Roman" w:cs="Times New Roman"/>
-          <w:sz w:val="24"/>
-          <w:szCs w:val="24"/>
-        </w:rPr>
-        <w:t>rmdir</w:t>
-      </w:r>
-      <w:proofErr w:type="spellEnd"/>
-      <w:r>
-        <w:rPr>
-          <w:rFonts w:ascii="Times New Roman" w:hAnsi="Times New Roman" w:cs="Times New Roman"/>
-          <w:sz w:val="24"/>
-          <w:szCs w:val="24"/>
-        </w:rPr>
-        <w:t xml:space="preserve"> папк</w:t>
-      </w:r>
-      <w:r>
-        <w:rPr>
-          <w:rFonts w:ascii="Times New Roman" w:hAnsi="Times New Roman" w:cs="Times New Roman"/>
-          <w:sz w:val="24"/>
-          <w:szCs w:val="24"/>
-        </w:rPr>
-        <w:t>а</w:t>
+      <w:r>
+        <w:rPr>
+          <w:rFonts w:ascii="Times New Roman" w:hAnsi="Times New Roman" w:cs="Times New Roman"/>
+          <w:sz w:val="24"/>
+          <w:szCs w:val="24"/>
+        </w:rPr>
+        <w:t>./</w:t>
       </w:r>
     </w:p>
     <w:p>
@@ -11957,7 +12190,7 @@
           <w:sz w:val="24"/>
           <w:szCs w:val="24"/>
         </w:rPr>
-        <w:t># Удалить папку со всем содержимым (-r = рекурсивно)</w:t>
+        <w:t># Родительская папка (на уровень выше)</w:t>
       </w:r>
     </w:p>
     <w:p>
@@ -11969,23 +12202,13 @@
           <w:szCs w:val="24"/>
         </w:rPr>
       </w:pPr>
-      <w:proofErr w:type="spellStart"/>
-      <w:r>
-        <w:rPr>
-          <w:rFonts w:ascii="Times New Roman" w:hAnsi="Times New Roman" w:cs="Times New Roman"/>
-          <w:sz w:val="24"/>
-          <w:szCs w:val="24"/>
-        </w:rPr>
-        <w:t>rm</w:t>
-      </w:r>
-      <w:proofErr w:type="spellEnd"/>
-      <w:r>
-        <w:rPr>
-          <w:rFonts w:ascii="Times New Roman" w:hAnsi="Times New Roman" w:cs="Times New Roman"/>
-          <w:sz w:val="24"/>
-          <w:szCs w:val="24"/>
-        </w:rPr>
-        <w:t xml:space="preserve"> -r папка</w:t>
+      <w:r>
+        <w:rPr>
+          <w:rFonts w:ascii="Times New Roman" w:hAnsi="Times New Roman" w:cs="Times New Roman"/>
+          <w:sz w:val="24"/>
+          <w:szCs w:val="24"/>
+        </w:rPr>
+        <w:t>../</w:t>
       </w:r>
     </w:p>
     <w:p>
@@ -12003,7 +12226,7 @@
           <w:sz w:val="24"/>
           <w:szCs w:val="24"/>
         </w:rPr>
-        <w:t># Удалить с подтверждением (-i)</w:t>
+        <w:t># Домашняя папка пользователя</w:t>
       </w:r>
     </w:p>
     <w:p>
@@ -12015,23 +12238,13 @@
           <w:szCs w:val="24"/>
         </w:rPr>
       </w:pPr>
-      <w:proofErr w:type="spellStart"/>
-      <w:r>
-        <w:rPr>
-          <w:rFonts w:ascii="Times New Roman" w:hAnsi="Times New Roman" w:cs="Times New Roman"/>
-          <w:sz w:val="24"/>
-          <w:szCs w:val="24"/>
-        </w:rPr>
-        <w:t>rm</w:t>
-      </w:r>
-      <w:proofErr w:type="spellEnd"/>
-      <w:r>
-        <w:rPr>
-          <w:rFonts w:ascii="Times New Roman" w:hAnsi="Times New Roman" w:cs="Times New Roman"/>
-          <w:sz w:val="24"/>
-          <w:szCs w:val="24"/>
-        </w:rPr>
-        <w:t xml:space="preserve"> -i файл</w:t>
+      <w:r>
+        <w:rPr>
+          <w:rFonts w:ascii="Times New Roman" w:hAnsi="Times New Roman" w:cs="Times New Roman"/>
+          <w:sz w:val="24"/>
+          <w:szCs w:val="24"/>
+        </w:rPr>
+        <w:t>~/</w:t>
       </w:r>
     </w:p>
     <w:p>
@@ -12049,25 +12262,7 @@
           <w:sz w:val="24"/>
           <w:szCs w:val="24"/>
         </w:rPr>
-        <w:t xml:space="preserve"># Удалить принудительно (-f = </w:t>
-      </w:r>
-      <w:proofErr w:type="spellStart"/>
-      <w:r>
-        <w:rPr>
-          <w:rFonts w:ascii="Times New Roman" w:hAnsi="Times New Roman" w:cs="Times New Roman"/>
-          <w:sz w:val="24"/>
-          <w:szCs w:val="24"/>
-        </w:rPr>
-        <w:t>force</w:t>
-      </w:r>
-      <w:proofErr w:type="spellEnd"/>
-      <w:r>
-        <w:rPr>
-          <w:rFonts w:ascii="Times New Roman" w:hAnsi="Times New Roman" w:cs="Times New Roman"/>
-          <w:sz w:val="24"/>
-          <w:szCs w:val="24"/>
-        </w:rPr>
-        <w:t>)</w:t>
+        <w:t># Корневая папка</w:t>
       </w:r>
     </w:p>
     <w:p>
@@ -12079,23 +12274,13 @@
           <w:szCs w:val="24"/>
         </w:rPr>
       </w:pPr>
-      <w:proofErr w:type="spellStart"/>
-      <w:r>
-        <w:rPr>
-          <w:rFonts w:ascii="Times New Roman" w:hAnsi="Times New Roman" w:cs="Times New Roman"/>
-          <w:sz w:val="24"/>
-          <w:szCs w:val="24"/>
-        </w:rPr>
-        <w:t>rm</w:t>
-      </w:r>
-      <w:proofErr w:type="spellEnd"/>
-      <w:r>
-        <w:rPr>
-          <w:rFonts w:ascii="Times New Roman" w:hAnsi="Times New Roman" w:cs="Times New Roman"/>
-          <w:sz w:val="24"/>
-          <w:szCs w:val="24"/>
-        </w:rPr>
-        <w:t xml:space="preserve"> -f файл</w:t>
+      <w:r>
+        <w:rPr>
+          <w:rFonts w:ascii="Times New Roman" w:hAnsi="Times New Roman" w:cs="Times New Roman"/>
+          <w:sz w:val="24"/>
+          <w:szCs w:val="24"/>
+        </w:rPr>
+        <w:t>/</w:t>
       </w:r>
     </w:p>
     <w:p>
@@ -12113,7 +12298,25 @@
           <w:sz w:val="24"/>
           <w:szCs w:val="24"/>
         </w:rPr>
-        <w:t># Текущая папка</w:t>
+        <w:t xml:space="preserve"># Предыдущая папка (где были до </w:t>
+      </w:r>
+      <w:proofErr w:type="spellStart"/>
+      <w:r>
+        <w:rPr>
+          <w:rFonts w:ascii="Times New Roman" w:hAnsi="Times New Roman" w:cs="Times New Roman"/>
+          <w:sz w:val="24"/>
+          <w:szCs w:val="24"/>
+        </w:rPr>
+        <w:t>cd</w:t>
+      </w:r>
+      <w:proofErr w:type="spellEnd"/>
+      <w:r>
+        <w:rPr>
+          <w:rFonts w:ascii="Times New Roman" w:hAnsi="Times New Roman" w:cs="Times New Roman"/>
+          <w:sz w:val="24"/>
+          <w:szCs w:val="24"/>
+        </w:rPr>
+        <w:t xml:space="preserve"> -)</w:t>
       </w:r>
     </w:p>
     <w:p>
@@ -12125,16 +12328,32 @@
           <w:szCs w:val="24"/>
         </w:rPr>
       </w:pPr>
-      <w:r>
-        <w:rPr>
-          <w:rFonts w:ascii="Times New Roman" w:hAnsi="Times New Roman" w:cs="Times New Roman"/>
-          <w:sz w:val="24"/>
-          <w:szCs w:val="24"/>
-        </w:rPr>
-        <w:t>./</w:t>
-      </w:r>
-      <w:bookmarkStart w:id="0" w:name="_GoBack"/>
-      <w:bookmarkEnd w:id="0"/>
+      <w:proofErr w:type="spellStart"/>
+      <w:r>
+        <w:rPr>
+          <w:rFonts w:ascii="Times New Roman" w:hAnsi="Times New Roman" w:cs="Times New Roman"/>
+          <w:sz w:val="24"/>
+          <w:szCs w:val="24"/>
+        </w:rPr>
+        <w:t>cd</w:t>
+      </w:r>
+      <w:proofErr w:type="spellEnd"/>
+      <w:r>
+        <w:rPr>
+          <w:rFonts w:ascii="Times New Roman" w:hAnsi="Times New Roman" w:cs="Times New Roman"/>
+          <w:sz w:val="24"/>
+          <w:szCs w:val="24"/>
+        </w:rPr>
+        <w:t xml:space="preserve"> </w:t>
+      </w:r>
+      <w:r>
+        <w:rPr>
+          <w:rFonts w:ascii="Times New Roman" w:hAnsi="Times New Roman" w:cs="Times New Roman"/>
+          <w:sz w:val="24"/>
+          <w:szCs w:val="24"/>
+        </w:rPr>
+        <w:t>–</w:t>
+      </w:r>
     </w:p>
     <w:p>
       <w:pPr>
@@ -12145,14 +12364,6 @@
           <w:szCs w:val="24"/>
         </w:rPr>
       </w:pPr>
-      <w:r>
-        <w:rPr>
-          <w:rFonts w:ascii="Times New Roman" w:hAnsi="Times New Roman" w:cs="Times New Roman"/>
-          <w:sz w:val="24"/>
-          <w:szCs w:val="24"/>
-        </w:rPr>
-        <w:t># Родительская папка (на уровень выше)</w:t>
-      </w:r>
     </w:p>
     <w:p>
       <w:pPr>
@@ -12169,11 +12380,33 @@
           <w:sz w:val="24"/>
           <w:szCs w:val="24"/>
         </w:rPr>
-        <w:t>../</w:t>
-      </w:r>
-    </w:p>
-    <w:p>
-      <w:pPr>
+        <w:t xml:space="preserve">Установка моих зависимостей из </w:t>
+      </w:r>
+      <w:r>
+        <w:rPr>
+          <w:rFonts w:ascii="Times New Roman" w:hAnsi="Times New Roman" w:cs="Times New Roman"/>
+          <w:sz w:val="24"/>
+          <w:szCs w:val="24"/>
+          <w:lang w:val="en-US"/>
+        </w:rPr>
+        <w:t>req</w:t>
+      </w:r>
+      <w:r>
+        <w:rPr>
+          <w:rFonts w:ascii="Times New Roman" w:hAnsi="Times New Roman" w:cs="Times New Roman"/>
+          <w:sz w:val="24"/>
+          <w:szCs w:val="24"/>
+        </w:rPr>
+        <w:t>:</w:t>
+      </w:r>
+    </w:p>
+    <w:p>
+      <w:pPr>
+        <w:pStyle w:val="a3"/>
+        <w:numPr>
+          <w:ilvl w:val="0"/>
+          <w:numId w:val="5"/>
+        </w:numPr>
         <w:spacing w:line="276" w:lineRule="auto"/>
         <w:rPr>
           <w:rFonts w:ascii="Times New Roman" w:hAnsi="Times New Roman" w:cs="Times New Roman"/>
@@ -12187,11 +12420,64 @@
           <w:sz w:val="24"/>
           <w:szCs w:val="24"/>
         </w:rPr>
-        <w:t># Домашняя папка пользователя</w:t>
-      </w:r>
-    </w:p>
-    <w:p>
-      <w:pPr>
+        <w:t xml:space="preserve">Перейти в папку с проектом </w:t>
+      </w:r>
+      <w:proofErr w:type="spellStart"/>
+      <w:proofErr w:type="gramStart"/>
+      <w:r>
+        <w:rPr>
+          <w:rFonts w:ascii="Times New Roman" w:hAnsi="Times New Roman" w:cs="Times New Roman"/>
+          <w:sz w:val="24"/>
+          <w:szCs w:val="24"/>
+          <w:lang w:val="en-US"/>
+        </w:rPr>
+        <w:t>Diplom</w:t>
+      </w:r>
+      <w:proofErr w:type="spellEnd"/>
+      <w:r>
+        <w:rPr>
+          <w:rFonts w:ascii="Times New Roman" w:hAnsi="Times New Roman" w:cs="Times New Roman"/>
+          <w:sz w:val="24"/>
+          <w:szCs w:val="24"/>
+        </w:rPr>
+        <w:t>(</w:t>
+      </w:r>
+      <w:proofErr w:type="gramEnd"/>
+      <w:r>
+        <w:rPr>
+          <w:rFonts w:ascii="Times New Roman" w:hAnsi="Times New Roman" w:cs="Times New Roman"/>
+          <w:sz w:val="24"/>
+          <w:szCs w:val="24"/>
+        </w:rPr>
+        <w:t xml:space="preserve">там и </w:t>
+      </w:r>
+      <w:proofErr w:type="spellStart"/>
+      <w:r>
+        <w:rPr>
+          <w:rFonts w:ascii="Times New Roman" w:hAnsi="Times New Roman" w:cs="Times New Roman"/>
+          <w:sz w:val="24"/>
+          <w:szCs w:val="24"/>
+          <w:lang w:val="en-US"/>
+        </w:rPr>
+        <w:t>requerements</w:t>
+      </w:r>
+      <w:proofErr w:type="spellEnd"/>
+      <w:r>
+        <w:rPr>
+          <w:rFonts w:ascii="Times New Roman" w:hAnsi="Times New Roman" w:cs="Times New Roman"/>
+          <w:sz w:val="24"/>
+          <w:szCs w:val="24"/>
+        </w:rPr>
+        <w:t>, и папка)</w:t>
+      </w:r>
+    </w:p>
+    <w:p>
+      <w:pPr>
+        <w:pStyle w:val="a3"/>
+        <w:numPr>
+          <w:ilvl w:val="0"/>
+          <w:numId w:val="5"/>
+        </w:numPr>
         <w:spacing w:line="276" w:lineRule="auto"/>
         <w:rPr>
           <w:rFonts w:ascii="Times New Roman" w:hAnsi="Times New Roman" w:cs="Times New Roman"/>
@@ -12205,44 +12491,599 @@
           <w:sz w:val="24"/>
           <w:szCs w:val="24"/>
         </w:rPr>
-        <w:t>~/</w:t>
-      </w:r>
-    </w:p>
-    <w:p>
-      <w:pPr>
+        <w:t>Активируем виртуальное окружение</w:t>
+      </w:r>
+      <w:r>
+        <w:rPr>
+          <w:rFonts w:ascii="Times New Roman" w:hAnsi="Times New Roman" w:cs="Times New Roman"/>
+          <w:sz w:val="24"/>
+          <w:szCs w:val="24"/>
+          <w:lang w:val="en-US"/>
+        </w:rPr>
+        <w:t>:</w:t>
+      </w:r>
+    </w:p>
+    <w:p>
+      <w:pPr>
+        <w:pStyle w:val="a3"/>
         <w:spacing w:line="276" w:lineRule="auto"/>
-        <w:rPr>
-          <w:rFonts w:ascii="Times New Roman" w:hAnsi="Times New Roman" w:cs="Times New Roman"/>
-          <w:sz w:val="24"/>
-          <w:szCs w:val="24"/>
-        </w:rPr>
-      </w:pPr>
-      <w:r>
-        <w:rPr>
-          <w:rFonts w:ascii="Times New Roman" w:hAnsi="Times New Roman" w:cs="Times New Roman"/>
-          <w:sz w:val="24"/>
-          <w:szCs w:val="24"/>
-        </w:rPr>
-        <w:t># Корневая папка</w:t>
-      </w:r>
-    </w:p>
-    <w:p>
-      <w:pPr>
+        <w:ind w:left="1080"/>
+        <w:rPr>
+          <w:rFonts w:ascii="Times New Roman" w:hAnsi="Times New Roman" w:cs="Times New Roman"/>
+          <w:sz w:val="24"/>
+          <w:szCs w:val="24"/>
+          <w:lang w:val="en-US"/>
+        </w:rPr>
+      </w:pPr>
+      <w:r>
+        <w:rPr>
+          <w:rFonts w:ascii="Times New Roman" w:hAnsi="Times New Roman" w:cs="Times New Roman"/>
+          <w:sz w:val="24"/>
+          <w:szCs w:val="24"/>
+          <w:lang w:val="en-US"/>
+        </w:rPr>
+        <w:t xml:space="preserve">source </w:t>
+      </w:r>
+      <w:proofErr w:type="spellStart"/>
+      <w:r>
+        <w:rPr>
+          <w:rFonts w:ascii="Times New Roman" w:hAnsi="Times New Roman" w:cs="Times New Roman"/>
+          <w:sz w:val="24"/>
+          <w:szCs w:val="24"/>
+          <w:lang w:val="en-US"/>
+        </w:rPr>
+        <w:t>my_project_environment</w:t>
+      </w:r>
+      <w:proofErr w:type="spellEnd"/>
+      <w:r>
+        <w:rPr>
+          <w:rFonts w:ascii="Times New Roman" w:hAnsi="Times New Roman" w:cs="Times New Roman"/>
+          <w:sz w:val="24"/>
+          <w:szCs w:val="24"/>
+          <w:lang w:val="en-US"/>
+        </w:rPr>
+        <w:t>/bin/activate</w:t>
+      </w:r>
+    </w:p>
+    <w:p>
+      <w:pPr>
+        <w:pStyle w:val="a3"/>
+        <w:numPr>
+          <w:ilvl w:val="0"/>
+          <w:numId w:val="5"/>
+        </w:numPr>
         <w:spacing w:line="276" w:lineRule="auto"/>
         <w:rPr>
           <w:rFonts w:ascii="Times New Roman" w:hAnsi="Times New Roman" w:cs="Times New Roman"/>
           <w:sz w:val="24"/>
           <w:szCs w:val="24"/>
-        </w:rPr>
-      </w:pPr>
-      <w:r>
-        <w:rPr>
-          <w:rFonts w:ascii="Times New Roman" w:hAnsi="Times New Roman" w:cs="Times New Roman"/>
-          <w:sz w:val="24"/>
-          <w:szCs w:val="24"/>
+          <w:lang w:val="en-US"/>
+        </w:rPr>
+      </w:pPr>
+      <w:r>
+        <w:rPr>
+          <w:rFonts w:ascii="Times New Roman" w:hAnsi="Times New Roman" w:cs="Times New Roman"/>
+          <w:sz w:val="24"/>
+          <w:szCs w:val="24"/>
+        </w:rPr>
+        <w:t>Качаем</w:t>
+      </w:r>
+      <w:r>
+        <w:rPr>
+          <w:rFonts w:ascii="Times New Roman" w:hAnsi="Times New Roman" w:cs="Times New Roman"/>
+          <w:sz w:val="24"/>
+          <w:szCs w:val="24"/>
+          <w:lang w:val="en-US"/>
+        </w:rPr>
+        <w:t xml:space="preserve"> </w:t>
+      </w:r>
+      <w:r>
+        <w:rPr>
+          <w:rFonts w:ascii="Times New Roman" w:hAnsi="Times New Roman" w:cs="Times New Roman"/>
+          <w:sz w:val="24"/>
+          <w:szCs w:val="24"/>
+        </w:rPr>
+        <w:t>зависимости</w:t>
+      </w:r>
+      <w:r>
+        <w:rPr>
+          <w:rFonts w:ascii="Times New Roman" w:hAnsi="Times New Roman" w:cs="Times New Roman"/>
+          <w:sz w:val="24"/>
+          <w:szCs w:val="24"/>
+          <w:lang w:val="en-US"/>
+        </w:rPr>
+        <w:t>:</w:t>
+      </w:r>
+    </w:p>
+    <w:p>
+      <w:pPr>
+        <w:pStyle w:val="a3"/>
+        <w:numPr>
+          <w:ilvl w:val="0"/>
+          <w:numId w:val="5"/>
+        </w:numPr>
+        <w:spacing w:line="276" w:lineRule="auto"/>
+        <w:rPr>
+          <w:rFonts w:ascii="Times New Roman" w:hAnsi="Times New Roman" w:cs="Times New Roman"/>
+          <w:sz w:val="24"/>
+          <w:szCs w:val="24"/>
+          <w:lang w:val="en-US"/>
+        </w:rPr>
+      </w:pPr>
+      <w:r>
+        <w:rPr>
+          <w:rFonts w:ascii="Times New Roman" w:hAnsi="Times New Roman" w:cs="Times New Roman"/>
+          <w:sz w:val="24"/>
+          <w:szCs w:val="24"/>
+          <w:lang w:val="en-US"/>
+        </w:rPr>
+        <w:t>python3.1</w:t>
+      </w:r>
+      <w:r>
+        <w:rPr>
+          <w:rFonts w:ascii="Times New Roman" w:hAnsi="Times New Roman" w:cs="Times New Roman"/>
+          <w:sz w:val="24"/>
+          <w:szCs w:val="24"/>
+          <w:lang w:val="en-US"/>
+        </w:rPr>
+        <w:t>1</w:t>
+      </w:r>
+      <w:r>
+        <w:rPr>
+          <w:rFonts w:ascii="Times New Roman" w:hAnsi="Times New Roman" w:cs="Times New Roman"/>
+          <w:sz w:val="24"/>
+          <w:szCs w:val="24"/>
+          <w:lang w:val="en-US"/>
+        </w:rPr>
+        <w:t xml:space="preserve"> -m pip install --no-index --find-links</w:t>
+      </w:r>
+      <w:proofErr w:type="gramStart"/>
+      <w:r>
+        <w:rPr>
+          <w:rFonts w:ascii="Times New Roman" w:hAnsi="Times New Roman" w:cs="Times New Roman"/>
+          <w:sz w:val="24"/>
+          <w:szCs w:val="24"/>
+          <w:lang w:val="en-US"/>
+        </w:rPr>
+        <w:t>=./</w:t>
+      </w:r>
+      <w:proofErr w:type="spellStart"/>
+      <w:proofErr w:type="gramEnd"/>
+      <w:r>
+        <w:rPr>
+          <w:rFonts w:ascii="Times New Roman" w:hAnsi="Times New Roman" w:cs="Times New Roman"/>
+          <w:sz w:val="24"/>
+          <w:szCs w:val="24"/>
+          <w:lang w:val="en-US"/>
+        </w:rPr>
+        <w:t>offline_packages</w:t>
+      </w:r>
+      <w:proofErr w:type="spellEnd"/>
+      <w:r>
+        <w:rPr>
+          <w:rFonts w:ascii="Times New Roman" w:hAnsi="Times New Roman" w:cs="Times New Roman"/>
+          <w:sz w:val="24"/>
+          <w:szCs w:val="24"/>
+          <w:lang w:val="en-US"/>
+        </w:rPr>
+        <w:t xml:space="preserve"> -r requirements.txt</w:t>
+      </w:r>
+    </w:p>
+    <w:p>
+      <w:pPr>
+        <w:spacing w:line="276" w:lineRule="auto"/>
+        <w:ind w:left="708"/>
+        <w:rPr>
+          <w:rFonts w:ascii="Times New Roman" w:hAnsi="Times New Roman" w:cs="Times New Roman"/>
+          <w:sz w:val="24"/>
+          <w:szCs w:val="24"/>
+        </w:rPr>
+      </w:pPr>
+      <w:r>
+        <w:rPr>
+          <w:rFonts w:ascii="Times New Roman" w:hAnsi="Times New Roman" w:cs="Times New Roman"/>
+          <w:sz w:val="24"/>
+          <w:szCs w:val="24"/>
+        </w:rPr>
+        <w:t xml:space="preserve">Как занести </w:t>
+      </w:r>
+      <w:r>
+        <w:rPr>
+          <w:rFonts w:ascii="Times New Roman" w:hAnsi="Times New Roman" w:cs="Times New Roman"/>
+          <w:sz w:val="24"/>
+          <w:szCs w:val="24"/>
+          <w:lang w:val="en-US"/>
+        </w:rPr>
+        <w:t>pip</w:t>
+      </w:r>
+      <w:r>
+        <w:rPr>
+          <w:rFonts w:ascii="Times New Roman" w:hAnsi="Times New Roman" w:cs="Times New Roman"/>
+          <w:sz w:val="24"/>
+          <w:szCs w:val="24"/>
+        </w:rPr>
+        <w:t xml:space="preserve"> в </w:t>
+      </w:r>
+      <w:r>
+        <w:rPr>
+          <w:rFonts w:ascii="Times New Roman" w:hAnsi="Times New Roman" w:cs="Times New Roman"/>
+          <w:sz w:val="24"/>
+          <w:szCs w:val="24"/>
+          <w:lang w:val="en-US"/>
+        </w:rPr>
+        <w:t>PATH</w:t>
+      </w:r>
+      <w:r>
+        <w:rPr>
+          <w:rFonts w:ascii="Times New Roman" w:hAnsi="Times New Roman" w:cs="Times New Roman"/>
+          <w:sz w:val="24"/>
+          <w:szCs w:val="24"/>
+        </w:rPr>
+        <w:t>:</w:t>
+      </w:r>
+    </w:p>
+    <w:p>
+      <w:pPr>
+        <w:tabs>
+          <w:tab w:val="left" w:pos="916"/>
+          <w:tab w:val="left" w:pos="1832"/>
+          <w:tab w:val="left" w:pos="2748"/>
+          <w:tab w:val="left" w:pos="3664"/>
+          <w:tab w:val="left" w:pos="4580"/>
+          <w:tab w:val="left" w:pos="5496"/>
+          <w:tab w:val="left" w:pos="6412"/>
+          <w:tab w:val="left" w:pos="7328"/>
+          <w:tab w:val="left" w:pos="8244"/>
+          <w:tab w:val="left" w:pos="9160"/>
+          <w:tab w:val="left" w:pos="10076"/>
+          <w:tab w:val="left" w:pos="10992"/>
+          <w:tab w:val="left" w:pos="11908"/>
+          <w:tab w:val="left" w:pos="12824"/>
+          <w:tab w:val="left" w:pos="13740"/>
+          <w:tab w:val="left" w:pos="14656"/>
+        </w:tabs>
+        <w:wordWrap w:val="0"/>
+        <w:spacing w:after="0" w:line="330" w:lineRule="atLeast"/>
+        <w:ind w:left="708"/>
+        <w:rPr>
+          <w:rFonts w:ascii="Times New Roman" w:eastAsia="Times New Roman" w:hAnsi="Times New Roman" w:cs="Times New Roman"/>
+          <w:sz w:val="24"/>
+          <w:szCs w:val="24"/>
+          <w:lang w:val="en-US" w:eastAsia="ru-RU"/>
+        </w:rPr>
+      </w:pPr>
+      <w:r>
+        <w:rPr>
+          <w:rFonts w:ascii="Times New Roman" w:eastAsia="Times New Roman" w:hAnsi="Times New Roman" w:cs="Times New Roman"/>
+          <w:sz w:val="24"/>
+          <w:szCs w:val="24"/>
+          <w:lang w:val="en-US" w:eastAsia="ru-RU"/>
+        </w:rPr>
+        <w:t>nano ~</w:t>
+      </w:r>
+      <w:proofErr w:type="gramStart"/>
+      <w:r>
+        <w:rPr>
+          <w:rFonts w:ascii="Times New Roman" w:eastAsia="Times New Roman" w:hAnsi="Times New Roman" w:cs="Times New Roman"/>
+          <w:sz w:val="24"/>
+          <w:szCs w:val="24"/>
+          <w:lang w:val="en-US" w:eastAsia="ru-RU"/>
+        </w:rPr>
+        <w:t>/.</w:t>
+      </w:r>
+      <w:proofErr w:type="spellStart"/>
+      <w:r>
+        <w:rPr>
+          <w:rFonts w:ascii="Times New Roman" w:eastAsia="Times New Roman" w:hAnsi="Times New Roman" w:cs="Times New Roman"/>
+          <w:sz w:val="24"/>
+          <w:szCs w:val="24"/>
+          <w:lang w:val="en-US" w:eastAsia="ru-RU"/>
+        </w:rPr>
+        <w:t>bashrc</w:t>
+      </w:r>
+      <w:proofErr w:type="spellEnd"/>
+      <w:proofErr w:type="gramEnd"/>
+    </w:p>
+    <w:p>
+      <w:pPr>
+        <w:pStyle w:val="HTML"/>
+        <w:wordWrap w:val="0"/>
+        <w:spacing w:line="330" w:lineRule="atLeast"/>
+        <w:ind w:left="708"/>
+        <w:rPr>
+          <w:rFonts w:ascii="Times New Roman" w:hAnsi="Times New Roman" w:cs="Times New Roman"/>
+          <w:sz w:val="24"/>
+          <w:szCs w:val="24"/>
+          <w:lang w:val="en-US"/>
+        </w:rPr>
+      </w:pPr>
+      <w:r>
+        <w:rPr>
+          <w:rStyle w:val="token"/>
+          <w:rFonts w:ascii="Times New Roman" w:hAnsi="Times New Roman" w:cs="Times New Roman"/>
+          <w:sz w:val="24"/>
+          <w:szCs w:val="24"/>
+          <w:lang w:val="en-US"/>
+        </w:rPr>
+        <w:t>export</w:t>
+      </w:r>
+      <w:r>
+        <w:rPr>
+          <w:rFonts w:ascii="Times New Roman" w:hAnsi="Times New Roman" w:cs="Times New Roman"/>
+          <w:sz w:val="24"/>
+          <w:szCs w:val="24"/>
+          <w:lang w:val="en-US"/>
+        </w:rPr>
+        <w:t xml:space="preserve"> </w:t>
+      </w:r>
+      <w:r>
+        <w:rPr>
+          <w:rStyle w:val="token"/>
+          <w:rFonts w:ascii="Times New Roman" w:hAnsi="Times New Roman" w:cs="Times New Roman"/>
+          <w:sz w:val="24"/>
+          <w:szCs w:val="24"/>
+          <w:lang w:val="en-US"/>
+        </w:rPr>
+        <w:t>PATH="$HOME/python3.1</w:t>
+      </w:r>
+      <w:r>
+        <w:rPr>
+          <w:rStyle w:val="token"/>
+          <w:rFonts w:ascii="Times New Roman" w:hAnsi="Times New Roman" w:cs="Times New Roman"/>
+          <w:sz w:val="24"/>
+          <w:szCs w:val="24"/>
+          <w:lang w:val="en-US"/>
+        </w:rPr>
+        <w:t>1</w:t>
+      </w:r>
+      <w:r>
+        <w:rPr>
+          <w:rStyle w:val="token"/>
+          <w:rFonts w:ascii="Times New Roman" w:hAnsi="Times New Roman" w:cs="Times New Roman"/>
+          <w:sz w:val="24"/>
+          <w:szCs w:val="24"/>
+          <w:lang w:val="en-US"/>
         </w:rPr>
         <w:t>/</w:t>
       </w:r>
+      <w:proofErr w:type="gramStart"/>
+      <w:r>
+        <w:rPr>
+          <w:rStyle w:val="token"/>
+          <w:rFonts w:ascii="Times New Roman" w:hAnsi="Times New Roman" w:cs="Times New Roman"/>
+          <w:sz w:val="24"/>
+          <w:szCs w:val="24"/>
+          <w:lang w:val="en-US"/>
+        </w:rPr>
+        <w:t>bin:$</w:t>
+      </w:r>
+      <w:proofErr w:type="gramEnd"/>
+      <w:r>
+        <w:rPr>
+          <w:rStyle w:val="token"/>
+          <w:rFonts w:ascii="Times New Roman" w:hAnsi="Times New Roman" w:cs="Times New Roman"/>
+          <w:sz w:val="24"/>
+          <w:szCs w:val="24"/>
+          <w:lang w:val="en-US"/>
+        </w:rPr>
+        <w:t>PATH"</w:t>
+      </w:r>
+    </w:p>
+    <w:p>
+      <w:pPr>
+        <w:pStyle w:val="3"/>
+        <w:shd w:val="clear" w:color="auto" w:fill="FFFFFF"/>
+        <w:spacing w:before="480" w:after="240" w:line="450" w:lineRule="atLeast"/>
+        <w:ind w:left="708"/>
+        <w:rPr>
+          <w:rFonts w:ascii="Times New Roman" w:hAnsi="Times New Roman" w:cs="Times New Roman"/>
+          <w:color w:val="auto"/>
+        </w:rPr>
+      </w:pPr>
+      <w:r>
+        <w:rPr>
+          <w:rFonts w:ascii="Times New Roman" w:hAnsi="Times New Roman" w:cs="Times New Roman"/>
+          <w:color w:val="auto"/>
+        </w:rPr>
+        <w:t>Шаг 3. Сохраните и выйдите</w:t>
+      </w:r>
+    </w:p>
+    <w:p>
+      <w:pPr>
+        <w:pStyle w:val="ds-markdown-paragraph"/>
+        <w:numPr>
+          <w:ilvl w:val="0"/>
+          <w:numId w:val="6"/>
+        </w:numPr>
+        <w:shd w:val="clear" w:color="auto" w:fill="FFFFFF"/>
+        <w:tabs>
+          <w:tab w:val="clear" w:pos="720"/>
+          <w:tab w:val="num" w:pos="1428"/>
+        </w:tabs>
+        <w:spacing w:after="0" w:afterAutospacing="0"/>
+        <w:ind w:left="708"/>
+      </w:pPr>
+      <w:r>
+        <w:t>Нажмите </w:t>
+      </w:r>
+      <w:proofErr w:type="spellStart"/>
+      <w:r>
+        <w:rPr>
+          <w:rStyle w:val="HTML1"/>
+          <w:rFonts w:ascii="Times New Roman" w:hAnsi="Times New Roman" w:cs="Times New Roman"/>
+          <w:sz w:val="24"/>
+          <w:szCs w:val="24"/>
+          <w:shd w:val="clear" w:color="auto" w:fill="EBEEF2"/>
+        </w:rPr>
+        <w:t>Ctrl+O</w:t>
+      </w:r>
+      <w:proofErr w:type="spellEnd"/>
+      <w:r>
+        <w:t> (сохранить)</w:t>
+      </w:r>
+    </w:p>
+    <w:p>
+      <w:pPr>
+        <w:pStyle w:val="ds-markdown-paragraph"/>
+        <w:numPr>
+          <w:ilvl w:val="0"/>
+          <w:numId w:val="6"/>
+        </w:numPr>
+        <w:shd w:val="clear" w:color="auto" w:fill="FFFFFF"/>
+        <w:tabs>
+          <w:tab w:val="clear" w:pos="720"/>
+          <w:tab w:val="num" w:pos="1428"/>
+        </w:tabs>
+        <w:spacing w:after="0" w:afterAutospacing="0"/>
+        <w:ind w:left="708"/>
+      </w:pPr>
+      <w:r>
+        <w:t>Нажмите </w:t>
+      </w:r>
+      <w:proofErr w:type="spellStart"/>
+      <w:r>
+        <w:rPr>
+          <w:rStyle w:val="HTML1"/>
+          <w:rFonts w:ascii="Times New Roman" w:hAnsi="Times New Roman" w:cs="Times New Roman"/>
+          <w:sz w:val="24"/>
+          <w:szCs w:val="24"/>
+          <w:shd w:val="clear" w:color="auto" w:fill="EBEEF2"/>
+        </w:rPr>
+        <w:t>Enter</w:t>
+      </w:r>
+      <w:proofErr w:type="spellEnd"/>
+      <w:r>
+        <w:t> (подтвердить имя файла)</w:t>
+      </w:r>
+    </w:p>
+    <w:p>
+      <w:pPr>
+        <w:pStyle w:val="ds-markdown-paragraph"/>
+        <w:numPr>
+          <w:ilvl w:val="0"/>
+          <w:numId w:val="6"/>
+        </w:numPr>
+        <w:shd w:val="clear" w:color="auto" w:fill="FFFFFF"/>
+        <w:tabs>
+          <w:tab w:val="clear" w:pos="720"/>
+          <w:tab w:val="num" w:pos="1428"/>
+        </w:tabs>
+        <w:spacing w:after="0" w:afterAutospacing="0"/>
+        <w:ind w:left="708"/>
+      </w:pPr>
+      <w:r>
+        <w:t>Нажмите </w:t>
+      </w:r>
+      <w:proofErr w:type="spellStart"/>
+      <w:r>
+        <w:rPr>
+          <w:rStyle w:val="HTML1"/>
+          <w:rFonts w:ascii="Times New Roman" w:hAnsi="Times New Roman" w:cs="Times New Roman"/>
+          <w:sz w:val="24"/>
+          <w:szCs w:val="24"/>
+          <w:shd w:val="clear" w:color="auto" w:fill="EBEEF2"/>
+        </w:rPr>
+        <w:t>Ctrl+X</w:t>
+      </w:r>
+      <w:proofErr w:type="spellEnd"/>
+      <w:r>
+        <w:t> (выйти)</w:t>
+      </w:r>
+    </w:p>
+    <w:p>
+      <w:pPr>
+        <w:pStyle w:val="3"/>
+        <w:shd w:val="clear" w:color="auto" w:fill="FFFFFF"/>
+        <w:spacing w:before="480" w:after="240" w:line="450" w:lineRule="atLeast"/>
+        <w:ind w:left="708"/>
+        <w:rPr>
+          <w:rFonts w:ascii="Times New Roman" w:hAnsi="Times New Roman" w:cs="Times New Roman"/>
+          <w:color w:val="auto"/>
+          <w:lang w:val="en-US"/>
+        </w:rPr>
+      </w:pPr>
+      <w:r>
+        <w:rPr>
+          <w:rFonts w:ascii="Times New Roman" w:hAnsi="Times New Roman" w:cs="Times New Roman"/>
+          <w:color w:val="auto"/>
+        </w:rPr>
+        <w:t>Шаг 4. Примените изменения</w:t>
+      </w:r>
+    </w:p>
+    <w:p>
+      <w:pPr>
+        <w:shd w:val="clear" w:color="auto" w:fill="FFFFFF"/>
+        <w:spacing w:line="189" w:lineRule="atLeast"/>
+        <w:ind w:left="708"/>
+        <w:rPr>
+          <w:rFonts w:ascii="Times New Roman" w:hAnsi="Times New Roman" w:cs="Times New Roman"/>
+          <w:sz w:val="24"/>
+          <w:szCs w:val="24"/>
+        </w:rPr>
+      </w:pPr>
+      <w:proofErr w:type="spellStart"/>
+      <w:r>
+        <w:rPr>
+          <w:rStyle w:val="d813de27"/>
+          <w:rFonts w:ascii="Times New Roman" w:hAnsi="Times New Roman" w:cs="Times New Roman"/>
+          <w:sz w:val="24"/>
+          <w:szCs w:val="24"/>
+        </w:rPr>
+        <w:t>bash</w:t>
+      </w:r>
+      <w:proofErr w:type="spellEnd"/>
+    </w:p>
+    <w:p>
+      <w:pPr>
+        <w:pStyle w:val="HTML"/>
+        <w:wordWrap w:val="0"/>
+        <w:spacing w:line="330" w:lineRule="atLeast"/>
+        <w:ind w:left="708"/>
+        <w:rPr>
+          <w:rFonts w:ascii="Times New Roman" w:hAnsi="Times New Roman" w:cs="Times New Roman"/>
+          <w:sz w:val="24"/>
+          <w:szCs w:val="24"/>
+        </w:rPr>
+      </w:pPr>
+      <w:proofErr w:type="spellStart"/>
+      <w:r>
+        <w:rPr>
+          <w:rStyle w:val="token"/>
+          <w:rFonts w:ascii="Times New Roman" w:hAnsi="Times New Roman" w:cs="Times New Roman"/>
+          <w:sz w:val="24"/>
+          <w:szCs w:val="24"/>
+        </w:rPr>
+        <w:t>source</w:t>
+      </w:r>
+      <w:proofErr w:type="spellEnd"/>
+      <w:r>
+        <w:rPr>
+          <w:rFonts w:ascii="Times New Roman" w:hAnsi="Times New Roman" w:cs="Times New Roman"/>
+          <w:sz w:val="24"/>
+          <w:szCs w:val="24"/>
+        </w:rPr>
+        <w:t xml:space="preserve"> ~</w:t>
+      </w:r>
+      <w:proofErr w:type="gramStart"/>
+      <w:r>
+        <w:rPr>
+          <w:rFonts w:ascii="Times New Roman" w:hAnsi="Times New Roman" w:cs="Times New Roman"/>
+          <w:sz w:val="24"/>
+          <w:szCs w:val="24"/>
+        </w:rPr>
+        <w:t>/.</w:t>
+      </w:r>
+      <w:proofErr w:type="spellStart"/>
+      <w:r>
+        <w:rPr>
+          <w:rFonts w:ascii="Times New Roman" w:hAnsi="Times New Roman" w:cs="Times New Roman"/>
+          <w:sz w:val="24"/>
+          <w:szCs w:val="24"/>
+        </w:rPr>
+        <w:t>bashrc</w:t>
+      </w:r>
+      <w:proofErr w:type="spellEnd"/>
+      <w:proofErr w:type="gramEnd"/>
     </w:p>
     <w:p>
       <w:pPr>
@@ -12251,33 +13092,85 @@
           <w:rFonts w:ascii="Times New Roman" w:hAnsi="Times New Roman" w:cs="Times New Roman"/>
           <w:sz w:val="24"/>
           <w:szCs w:val="24"/>
-        </w:rPr>
-      </w:pPr>
-      <w:r>
-        <w:rPr>
-          <w:rFonts w:ascii="Times New Roman" w:hAnsi="Times New Roman" w:cs="Times New Roman"/>
-          <w:sz w:val="24"/>
-          <w:szCs w:val="24"/>
-        </w:rPr>
-        <w:t xml:space="preserve"># Предыдущая папка (где были до </w:t>
-      </w:r>
-      <w:proofErr w:type="spellStart"/>
-      <w:r>
-        <w:rPr>
-          <w:rFonts w:ascii="Times New Roman" w:hAnsi="Times New Roman" w:cs="Times New Roman"/>
-          <w:sz w:val="24"/>
-          <w:szCs w:val="24"/>
-        </w:rPr>
-        <w:t>cd</w:t>
-      </w:r>
-      <w:proofErr w:type="spellEnd"/>
-      <w:r>
-        <w:rPr>
-          <w:rFonts w:ascii="Times New Roman" w:hAnsi="Times New Roman" w:cs="Times New Roman"/>
-          <w:sz w:val="24"/>
-          <w:szCs w:val="24"/>
-        </w:rPr>
-        <w:t xml:space="preserve"> -)</w:t>
+          <w:lang w:val="en-US"/>
+        </w:rPr>
+      </w:pPr>
+      <w:r>
+        <w:rPr>
+          <w:rFonts w:ascii="Times New Roman" w:hAnsi="Times New Roman" w:cs="Times New Roman"/>
+          <w:sz w:val="24"/>
+          <w:szCs w:val="24"/>
+        </w:rPr>
+        <w:lastRenderedPageBreak/>
+        <w:t xml:space="preserve">Как узнать расположение </w:t>
+      </w:r>
+      <w:r>
+        <w:rPr>
+          <w:rFonts w:ascii="Times New Roman" w:hAnsi="Times New Roman" w:cs="Times New Roman"/>
+          <w:sz w:val="24"/>
+          <w:szCs w:val="24"/>
+          <w:lang w:val="en-US"/>
+        </w:rPr>
+        <w:t>pip:</w:t>
+      </w:r>
+    </w:p>
+    <w:p>
+      <w:pPr>
+        <w:tabs>
+          <w:tab w:val="left" w:pos="916"/>
+          <w:tab w:val="left" w:pos="1832"/>
+          <w:tab w:val="left" w:pos="2748"/>
+          <w:tab w:val="left" w:pos="3664"/>
+          <w:tab w:val="left" w:pos="4580"/>
+          <w:tab w:val="left" w:pos="5496"/>
+          <w:tab w:val="left" w:pos="6412"/>
+          <w:tab w:val="left" w:pos="7328"/>
+          <w:tab w:val="left" w:pos="8244"/>
+          <w:tab w:val="left" w:pos="9160"/>
+          <w:tab w:val="left" w:pos="10076"/>
+          <w:tab w:val="left" w:pos="10992"/>
+          <w:tab w:val="left" w:pos="11908"/>
+          <w:tab w:val="left" w:pos="12824"/>
+          <w:tab w:val="left" w:pos="13740"/>
+          <w:tab w:val="left" w:pos="14656"/>
+        </w:tabs>
+        <w:wordWrap w:val="0"/>
+        <w:spacing w:after="0" w:line="330" w:lineRule="atLeast"/>
+        <w:rPr>
+          <w:rFonts w:ascii="Times New Roman" w:eastAsia="Times New Roman" w:hAnsi="Times New Roman" w:cs="Times New Roman"/>
+          <w:sz w:val="24"/>
+          <w:szCs w:val="24"/>
+          <w:lang w:val="en-US" w:eastAsia="ru-RU"/>
+        </w:rPr>
+      </w:pPr>
+      <w:r>
+        <w:rPr>
+          <w:rFonts w:ascii="Times New Roman" w:eastAsia="Times New Roman" w:hAnsi="Times New Roman" w:cs="Times New Roman"/>
+          <w:sz w:val="24"/>
+          <w:szCs w:val="24"/>
+          <w:lang w:val="en-US" w:eastAsia="ru-RU"/>
+        </w:rPr>
+        <w:t>find ~ -name "pip*" -type f -executable 2&gt;/dev/null | grep -v "\.</w:t>
+      </w:r>
+      <w:proofErr w:type="spellStart"/>
+      <w:r>
+        <w:rPr>
+          <w:rFonts w:ascii="Times New Roman" w:eastAsia="Times New Roman" w:hAnsi="Times New Roman" w:cs="Times New Roman"/>
+          <w:sz w:val="24"/>
+          <w:szCs w:val="24"/>
+          <w:lang w:val="en-US" w:eastAsia="ru-RU"/>
+        </w:rPr>
+        <w:t>py</w:t>
+      </w:r>
+      <w:proofErr w:type="spellEnd"/>
+      <w:r>
+        <w:rPr>
+          <w:rFonts w:ascii="Times New Roman" w:eastAsia="Times New Roman" w:hAnsi="Times New Roman" w:cs="Times New Roman"/>
+          <w:sz w:val="24"/>
+          <w:szCs w:val="24"/>
+          <w:lang w:val="en-US" w:eastAsia="ru-RU"/>
+        </w:rPr>
+        <w:t>"</w:t>
       </w:r>
     </w:p>
     <w:p>
@@ -12289,24 +13182,162 @@
           <w:szCs w:val="24"/>
         </w:rPr>
       </w:pPr>
-      <w:proofErr w:type="spellStart"/>
-      <w:r>
-        <w:rPr>
-          <w:rFonts w:ascii="Times New Roman" w:hAnsi="Times New Roman" w:cs="Times New Roman"/>
-          <w:sz w:val="24"/>
-          <w:szCs w:val="24"/>
-        </w:rPr>
-        <w:t>cd</w:t>
-      </w:r>
-      <w:proofErr w:type="spellEnd"/>
-      <w:r>
-        <w:rPr>
-          <w:rFonts w:ascii="Times New Roman" w:hAnsi="Times New Roman" w:cs="Times New Roman"/>
-          <w:sz w:val="24"/>
-          <w:szCs w:val="24"/>
-        </w:rPr>
-        <w:t xml:space="preserve"> -</w:t>
-      </w:r>
+      <w:r>
+        <w:rPr>
+          <w:rFonts w:ascii="Times New Roman" w:hAnsi="Times New Roman" w:cs="Times New Roman"/>
+          <w:sz w:val="24"/>
+          <w:szCs w:val="24"/>
+        </w:rPr>
+        <w:t xml:space="preserve">или </w:t>
+      </w:r>
+    </w:p>
+    <w:p>
+      <w:pPr>
+        <w:tabs>
+          <w:tab w:val="left" w:pos="916"/>
+          <w:tab w:val="left" w:pos="1832"/>
+          <w:tab w:val="left" w:pos="2748"/>
+          <w:tab w:val="left" w:pos="3664"/>
+          <w:tab w:val="left" w:pos="4580"/>
+          <w:tab w:val="left" w:pos="5496"/>
+          <w:tab w:val="left" w:pos="6412"/>
+          <w:tab w:val="left" w:pos="7328"/>
+          <w:tab w:val="left" w:pos="8244"/>
+          <w:tab w:val="left" w:pos="9160"/>
+          <w:tab w:val="left" w:pos="10076"/>
+          <w:tab w:val="left" w:pos="10992"/>
+          <w:tab w:val="left" w:pos="11908"/>
+          <w:tab w:val="left" w:pos="12824"/>
+          <w:tab w:val="left" w:pos="13740"/>
+          <w:tab w:val="left" w:pos="14656"/>
+        </w:tabs>
+        <w:wordWrap w:val="0"/>
+        <w:spacing w:after="0" w:line="330" w:lineRule="atLeast"/>
+        <w:rPr>
+          <w:rFonts w:ascii="Times New Roman" w:eastAsia="Times New Roman" w:hAnsi="Times New Roman" w:cs="Times New Roman"/>
+          <w:sz w:val="24"/>
+          <w:szCs w:val="24"/>
+          <w:lang w:val="en-US" w:eastAsia="ru-RU"/>
+        </w:rPr>
+      </w:pPr>
+      <w:r>
+        <w:rPr>
+          <w:rFonts w:ascii="Times New Roman" w:eastAsia="Times New Roman" w:hAnsi="Times New Roman" w:cs="Times New Roman"/>
+          <w:sz w:val="24"/>
+          <w:szCs w:val="24"/>
+          <w:lang w:val="en-US" w:eastAsia="ru-RU"/>
+        </w:rPr>
+        <w:t>ls -la ~/python</w:t>
+      </w:r>
+      <w:proofErr w:type="gramStart"/>
+      <w:r>
+        <w:rPr>
+          <w:rFonts w:ascii="Times New Roman" w:eastAsia="Times New Roman" w:hAnsi="Times New Roman" w:cs="Times New Roman"/>
+          <w:sz w:val="24"/>
+          <w:szCs w:val="24"/>
+          <w:lang w:val="en-US" w:eastAsia="ru-RU"/>
+        </w:rPr>
+        <w:t>3.*</w:t>
+      </w:r>
+      <w:proofErr w:type="gramEnd"/>
+      <w:r>
+        <w:rPr>
+          <w:rFonts w:ascii="Times New Roman" w:eastAsia="Times New Roman" w:hAnsi="Times New Roman" w:cs="Times New Roman"/>
+          <w:sz w:val="24"/>
+          <w:szCs w:val="24"/>
+          <w:lang w:val="en-US" w:eastAsia="ru-RU"/>
+        </w:rPr>
+        <w:t>/bin/pip*</w:t>
+      </w:r>
+    </w:p>
+    <w:p>
+      <w:pPr>
+        <w:tabs>
+          <w:tab w:val="left" w:pos="916"/>
+          <w:tab w:val="left" w:pos="1832"/>
+          <w:tab w:val="left" w:pos="2748"/>
+          <w:tab w:val="left" w:pos="3664"/>
+          <w:tab w:val="left" w:pos="4580"/>
+          <w:tab w:val="left" w:pos="5496"/>
+          <w:tab w:val="left" w:pos="6412"/>
+          <w:tab w:val="left" w:pos="7328"/>
+          <w:tab w:val="left" w:pos="8244"/>
+          <w:tab w:val="left" w:pos="9160"/>
+          <w:tab w:val="left" w:pos="10076"/>
+          <w:tab w:val="left" w:pos="10992"/>
+          <w:tab w:val="left" w:pos="11908"/>
+          <w:tab w:val="left" w:pos="12824"/>
+          <w:tab w:val="left" w:pos="13740"/>
+          <w:tab w:val="left" w:pos="14656"/>
+        </w:tabs>
+        <w:wordWrap w:val="0"/>
+        <w:spacing w:after="0" w:line="330" w:lineRule="atLeast"/>
+        <w:rPr>
+          <w:rFonts w:ascii="Times New Roman" w:eastAsia="Times New Roman" w:hAnsi="Times New Roman" w:cs="Times New Roman"/>
+          <w:sz w:val="24"/>
+          <w:szCs w:val="24"/>
+          <w:lang w:val="en-US" w:eastAsia="ru-RU"/>
+        </w:rPr>
+      </w:pPr>
+      <w:r>
+        <w:rPr>
+          <w:rFonts w:ascii="Times New Roman" w:eastAsia="Times New Roman" w:hAnsi="Times New Roman" w:cs="Times New Roman"/>
+          <w:sz w:val="24"/>
+          <w:szCs w:val="24"/>
+          <w:lang w:eastAsia="ru-RU"/>
+        </w:rPr>
+        <w:t>или</w:t>
+      </w:r>
+    </w:p>
+    <w:p>
+      <w:pPr>
+        <w:tabs>
+          <w:tab w:val="left" w:pos="916"/>
+          <w:tab w:val="left" w:pos="1832"/>
+          <w:tab w:val="left" w:pos="2748"/>
+          <w:tab w:val="left" w:pos="3664"/>
+          <w:tab w:val="left" w:pos="4580"/>
+          <w:tab w:val="left" w:pos="5496"/>
+          <w:tab w:val="left" w:pos="6412"/>
+          <w:tab w:val="left" w:pos="7328"/>
+          <w:tab w:val="left" w:pos="8244"/>
+          <w:tab w:val="left" w:pos="9160"/>
+          <w:tab w:val="left" w:pos="10076"/>
+          <w:tab w:val="left" w:pos="10992"/>
+          <w:tab w:val="left" w:pos="11908"/>
+          <w:tab w:val="left" w:pos="12824"/>
+          <w:tab w:val="left" w:pos="13740"/>
+          <w:tab w:val="left" w:pos="14656"/>
+        </w:tabs>
+        <w:wordWrap w:val="0"/>
+        <w:spacing w:after="0" w:line="330" w:lineRule="atLeast"/>
+        <w:rPr>
+          <w:rFonts w:ascii="Times New Roman" w:eastAsia="Times New Roman" w:hAnsi="Times New Roman" w:cs="Times New Roman"/>
+          <w:sz w:val="24"/>
+          <w:szCs w:val="24"/>
+          <w:lang w:val="en-US" w:eastAsia="ru-RU"/>
+        </w:rPr>
+      </w:pPr>
+      <w:r>
+        <w:rPr>
+          <w:rFonts w:ascii="Times New Roman" w:eastAsia="Times New Roman" w:hAnsi="Times New Roman" w:cs="Times New Roman"/>
+          <w:sz w:val="24"/>
+          <w:szCs w:val="24"/>
+          <w:lang w:val="en-US" w:eastAsia="ru-RU"/>
+        </w:rPr>
+        <w:t>ls -la ~/python*/bin/pip*</w:t>
+      </w:r>
+    </w:p>
+    <w:p>
+      <w:pPr>
+        <w:spacing w:line="276" w:lineRule="auto"/>
+        <w:rPr>
+          <w:rFonts w:ascii="Times New Roman" w:hAnsi="Times New Roman" w:cs="Times New Roman"/>
+          <w:sz w:val="24"/>
+          <w:szCs w:val="24"/>
+          <w:lang w:val="en-US"/>
+        </w:rPr>
+      </w:pPr>
     </w:p>
     <w:sectPr>
       <w:pgSz w:w="11906" w:h="16838"/>
@@ -12321,6 +13352,92 @@
 <file path=word/numbering.xml><?xml version="1.0" encoding="utf-8"?>
 <w:numbering xmlns:wpc="http://schemas.microsoft.com/office/word/2010/wordprocessingCanvas" xmlns:cx="http://schemas.microsoft.com/office/drawing/2014/chartex" xmlns:cx1="http://schemas.microsoft.com/office/drawing/2015/9/8/chartex" xmlns:cx2="http://schemas.microsoft.com/office/drawing/2015/10/21/chartex" xmlns:cx3="http://schemas.microsoft.com/office/drawing/2016/5/9/chartex" xmlns:cx4="http://schemas.microsoft.com/office/drawing/2016/5/10/chartex" xmlns:cx5="http://schemas.microsoft.com/office/drawing/2016/5/11/chartex" xmlns:cx6="http://schemas.microsoft.com/office/drawing/2016/5/12/chartex" xmlns:cx7="http://schemas.microsoft.com/office/drawing/2016/5/13/chartex" xmlns:cx8="http://schemas.microsoft.com/office/drawing/2016/5/14/chartex" xmlns:mc="http://schemas.openxmlformats.org/markup-compatibility/2006" xmlns:aink="http://schemas.microsoft.com/office/drawing/2016/ink" xmlns:am3d="http://schemas.microsoft.com/office/drawing/2017/model3d" xmlns:o="urn:schemas-microsoft-com:office:office" xmlns:r="http://schemas.openxmlformats.org/officeDocument/2006/relationships" xmlns:m="http://schemas.openxmlformats.org/officeDocument/2006/math" xmlns:v="urn:schemas-microsoft-com:vml" xmlns:wp14="http://schemas.microsoft.com/office/word/2010/wordprocessingDrawing" xmlns:wp="http://schemas.openxmlformats.org/drawingml/2006/wordprocessingDrawing" xmlns:w10="urn:schemas-microsoft-com:office:word" xmlns:w="http://schemas.openxmlformats.org/wordprocessingml/2006/main" xmlns:w14="http://schemas.microsoft.com/office/word/2010/wordml" xmlns:w15="http://schemas.microsoft.com/office/word/2012/wordml" xmlns:w16cid="http://schemas.microsoft.com/office/word/2016/wordml/cid" xmlns:w16se="http://schemas.microsoft.com/office/word/2015/wordml/symex" xmlns:wpg="http://schemas.microsoft.com/office/word/2010/wordprocessingGroup" xmlns:wpi="http://schemas.microsoft.com/office/word/2010/wordprocessingInk" xmlns:wne="http://schemas.microsoft.com/office/word/2006/wordml" xmlns:wps="http://schemas.microsoft.com/office/word/2010/wordprocessingShape" mc:Ignorable="w14 w15 w16se w16cid wp14">
   <w:abstractNum w:abstractNumId="0" w15:restartNumberingAfterBreak="0">
+    <w:nsid w:val="0E667F26"/>
+    <w:multiLevelType w:val="hybridMultilevel"/>
+    <w:tmpl w:val="66E4D322"/>
+    <w:lvl w:ilvl="0" w:tplc="0419000F">
+      <w:start w:val="1"/>
+      <w:numFmt w:val="decimal"/>
+      <w:lvlText w:val="%1."/>
+      <w:lvlJc w:val="left"/>
+      <w:pPr>
+        <w:ind w:left="1080" w:hanging="360"/>
+      </w:pPr>
+    </w:lvl>
+    <w:lvl w:ilvl="1" w:tplc="04190019" w:tentative="1">
+      <w:start w:val="1"/>
+      <w:numFmt w:val="lowerLetter"/>
+      <w:lvlText w:val="%2."/>
+      <w:lvlJc w:val="left"/>
+      <w:pPr>
+        <w:ind w:left="1800" w:hanging="360"/>
+      </w:pPr>
+    </w:lvl>
+    <w:lvl w:ilvl="2" w:tplc="0419001B" w:tentative="1">
+      <w:start w:val="1"/>
+      <w:numFmt w:val="lowerRoman"/>
+      <w:lvlText w:val="%3."/>
+      <w:lvlJc w:val="right"/>
+      <w:pPr>
+        <w:ind w:left="2520" w:hanging="180"/>
+      </w:pPr>
+    </w:lvl>
+    <w:lvl w:ilvl="3" w:tplc="0419000F" w:tentative="1">
+      <w:start w:val="1"/>
+      <w:numFmt w:val="decimal"/>
+      <w:lvlText w:val="%4."/>
+      <w:lvlJc w:val="left"/>
+      <w:pPr>
+        <w:ind w:left="3240" w:hanging="360"/>
+      </w:pPr>
+    </w:lvl>
+    <w:lvl w:ilvl="4" w:tplc="04190019" w:tentative="1">
+      <w:start w:val="1"/>
+      <w:numFmt w:val="lowerLetter"/>
+      <w:lvlText w:val="%5."/>
+      <w:lvlJc w:val="left"/>
+      <w:pPr>
+        <w:ind w:left="3960" w:hanging="360"/>
+      </w:pPr>
+    </w:lvl>
+    <w:lvl w:ilvl="5" w:tplc="0419001B" w:tentative="1">
+      <w:start w:val="1"/>
+      <w:numFmt w:val="lowerRoman"/>
+      <w:lvlText w:val="%6."/>
+      <w:lvlJc w:val="right"/>
+      <w:pPr>
+        <w:ind w:left="4680" w:hanging="180"/>
+      </w:pPr>
+    </w:lvl>
+    <w:lvl w:ilvl="6" w:tplc="0419000F" w:tentative="1">
+      <w:start w:val="1"/>
+      <w:numFmt w:val="decimal"/>
+      <w:lvlText w:val="%7."/>
+      <w:lvlJc w:val="left"/>
+      <w:pPr>
+        <w:ind w:left="5400" w:hanging="360"/>
+      </w:pPr>
+    </w:lvl>
+    <w:lvl w:ilvl="7" w:tplc="04190019" w:tentative="1">
+      <w:start w:val="1"/>
+      <w:numFmt w:val="lowerLetter"/>
+      <w:lvlText w:val="%8."/>
+      <w:lvlJc w:val="left"/>
+      <w:pPr>
+        <w:ind w:left="6120" w:hanging="360"/>
+      </w:pPr>
+    </w:lvl>
+    <w:lvl w:ilvl="8" w:tplc="0419001B" w:tentative="1">
+      <w:start w:val="1"/>
+      <w:numFmt w:val="lowerRoman"/>
+      <w:lvlText w:val="%9."/>
+      <w:lvlJc w:val="right"/>
+      <w:pPr>
+        <w:ind w:left="6840" w:hanging="180"/>
+      </w:pPr>
+    </w:lvl>
+  </w:abstractNum>
+  <w:abstractNum w:abstractNumId="1" w15:restartNumberingAfterBreak="0">
     <w:nsid w:val="193B2130"/>
     <w:multiLevelType w:val="hybridMultilevel"/>
     <w:tmpl w:val="0FAEF692"/>
@@ -12409,7 +13526,7 @@
       </w:pPr>
     </w:lvl>
   </w:abstractNum>
-  <w:abstractNum w:abstractNumId="1" w15:restartNumberingAfterBreak="0">
+  <w:abstractNum w:abstractNumId="2" w15:restartNumberingAfterBreak="0">
     <w:nsid w:val="196866BB"/>
     <w:multiLevelType w:val="hybridMultilevel"/>
     <w:tmpl w:val="2E7CCBC6"/>
@@ -12495,7 +13612,7 @@
       </w:pPr>
     </w:lvl>
   </w:abstractNum>
-  <w:abstractNum w:abstractNumId="2" w15:restartNumberingAfterBreak="0">
+  <w:abstractNum w:abstractNumId="3" w15:restartNumberingAfterBreak="0">
     <w:nsid w:val="2A3207C3"/>
     <w:multiLevelType w:val="hybridMultilevel"/>
     <w:tmpl w:val="39969470"/>
@@ -12584,10 +13701,10 @@
       </w:pPr>
     </w:lvl>
   </w:abstractNum>
-  <w:abstractNum w:abstractNumId="3" w15:restartNumberingAfterBreak="0">
+  <w:abstractNum w:abstractNumId="4" w15:restartNumberingAfterBreak="0">
     <w:nsid w:val="4A027F13"/>
     <w:multiLevelType w:val="hybridMultilevel"/>
-    <w:tmpl w:val="C91489E6"/>
+    <w:tmpl w:val="66E4D322"/>
     <w:lvl w:ilvl="0" w:tplc="0419000F">
       <w:start w:val="1"/>
       <w:numFmt w:val="decimal"/>
@@ -12670,17 +13787,172 @@
       </w:pPr>
     </w:lvl>
   </w:abstractNum>
+  <w:abstractNum w:abstractNumId="5" w15:restartNumberingAfterBreak="0">
+    <w:nsid w:val="687C27F4"/>
+    <w:multiLevelType w:val="multilevel"/>
+    <w:tmpl w:val="07B87D24"/>
+    <w:lvl w:ilvl="0">
+      <w:start w:val="1"/>
+      <w:numFmt w:val="bullet"/>
+      <w:lvlText w:val=""/>
+      <w:lvlJc w:val="left"/>
+      <w:pPr>
+        <w:tabs>
+          <w:tab w:val="num" w:pos="720"/>
+        </w:tabs>
+        <w:ind w:left="720" w:hanging="360"/>
+      </w:pPr>
+      <w:rPr>
+        <w:rFonts w:ascii="Symbol" w:hAnsi="Symbol" w:hint="default"/>
+        <w:sz w:val="20"/>
+      </w:rPr>
+    </w:lvl>
+    <w:lvl w:ilvl="1" w:tentative="1">
+      <w:start w:val="1"/>
+      <w:numFmt w:val="bullet"/>
+      <w:lvlText w:val="o"/>
+      <w:lvlJc w:val="left"/>
+      <w:pPr>
+        <w:tabs>
+          <w:tab w:val="num" w:pos="1440"/>
+        </w:tabs>
+        <w:ind w:left="1440" w:hanging="360"/>
+      </w:pPr>
+      <w:rPr>
+        <w:rFonts w:ascii="Courier New" w:hAnsi="Courier New" w:hint="default"/>
+        <w:sz w:val="20"/>
+      </w:rPr>
+    </w:lvl>
+    <w:lvl w:ilvl="2" w:tentative="1">
+      <w:start w:val="1"/>
+      <w:numFmt w:val="bullet"/>
+      <w:lvlText w:val=""/>
+      <w:lvlJc w:val="left"/>
+      <w:pPr>
+        <w:tabs>
+          <w:tab w:val="num" w:pos="2160"/>
+        </w:tabs>
+        <w:ind w:left="2160" w:hanging="360"/>
+      </w:pPr>
+      <w:rPr>
+        <w:rFonts w:ascii="Wingdings" w:hAnsi="Wingdings" w:hint="default"/>
+        <w:sz w:val="20"/>
+      </w:rPr>
+    </w:lvl>
+    <w:lvl w:ilvl="3" w:tentative="1">
+      <w:start w:val="1"/>
+      <w:numFmt w:val="bullet"/>
+      <w:lvlText w:val=""/>
+      <w:lvlJc w:val="left"/>
+      <w:pPr>
+        <w:tabs>
+          <w:tab w:val="num" w:pos="2880"/>
+        </w:tabs>
+        <w:ind w:left="2880" w:hanging="360"/>
+      </w:pPr>
+      <w:rPr>
+        <w:rFonts w:ascii="Wingdings" w:hAnsi="Wingdings" w:hint="default"/>
+        <w:sz w:val="20"/>
+      </w:rPr>
+    </w:lvl>
+    <w:lvl w:ilvl="4" w:tentative="1">
+      <w:start w:val="1"/>
+      <w:numFmt w:val="bullet"/>
+      <w:lvlText w:val=""/>
+      <w:lvlJc w:val="left"/>
+      <w:pPr>
+        <w:tabs>
+          <w:tab w:val="num" w:pos="3600"/>
+        </w:tabs>
+        <w:ind w:left="3600" w:hanging="360"/>
+      </w:pPr>
+      <w:rPr>
+        <w:rFonts w:ascii="Wingdings" w:hAnsi="Wingdings" w:hint="default"/>
+        <w:sz w:val="20"/>
+      </w:rPr>
+    </w:lvl>
+    <w:lvl w:ilvl="5" w:tentative="1">
+      <w:start w:val="1"/>
+      <w:numFmt w:val="bullet"/>
+      <w:lvlText w:val=""/>
+      <w:lvlJc w:val="left"/>
+      <w:pPr>
+        <w:tabs>
+          <w:tab w:val="num" w:pos="4320"/>
+        </w:tabs>
+        <w:ind w:left="4320" w:hanging="360"/>
+      </w:pPr>
+      <w:rPr>
+        <w:rFonts w:ascii="Wingdings" w:hAnsi="Wingdings" w:hint="default"/>
+        <w:sz w:val="20"/>
+      </w:rPr>
+    </w:lvl>
+    <w:lvl w:ilvl="6" w:tentative="1">
+      <w:start w:val="1"/>
+      <w:numFmt w:val="bullet"/>
+      <w:lvlText w:val=""/>
+      <w:lvlJc w:val="left"/>
+      <w:pPr>
+        <w:tabs>
+          <w:tab w:val="num" w:pos="5040"/>
+        </w:tabs>
+        <w:ind w:left="5040" w:hanging="360"/>
+      </w:pPr>
+      <w:rPr>
+        <w:rFonts w:ascii="Wingdings" w:hAnsi="Wingdings" w:hint="default"/>
+        <w:sz w:val="20"/>
+      </w:rPr>
+    </w:lvl>
+    <w:lvl w:ilvl="7" w:tentative="1">
+      <w:start w:val="1"/>
+      <w:numFmt w:val="bullet"/>
+      <w:lvlText w:val=""/>
+      <w:lvlJc w:val="left"/>
+      <w:pPr>
+        <w:tabs>
+          <w:tab w:val="num" w:pos="5760"/>
+        </w:tabs>
+        <w:ind w:left="5760" w:hanging="360"/>
+      </w:pPr>
+      <w:rPr>
+        <w:rFonts w:ascii="Wingdings" w:hAnsi="Wingdings" w:hint="default"/>
+        <w:sz w:val="20"/>
+      </w:rPr>
+    </w:lvl>
+    <w:lvl w:ilvl="8" w:tentative="1">
+      <w:start w:val="1"/>
+      <w:numFmt w:val="bullet"/>
+      <w:lvlText w:val=""/>
+      <w:lvlJc w:val="left"/>
+      <w:pPr>
+        <w:tabs>
+          <w:tab w:val="num" w:pos="6480"/>
+        </w:tabs>
+        <w:ind w:left="6480" w:hanging="360"/>
+      </w:pPr>
+      <w:rPr>
+        <w:rFonts w:ascii="Wingdings" w:hAnsi="Wingdings" w:hint="default"/>
+        <w:sz w:val="20"/>
+      </w:rPr>
+    </w:lvl>
+  </w:abstractNum>
   <w:num w:numId="1">
+    <w:abstractNumId w:val="1"/>
+  </w:num>
+  <w:num w:numId="2">
+    <w:abstractNumId w:val="3"/>
+  </w:num>
+  <w:num w:numId="3">
+    <w:abstractNumId w:val="2"/>
+  </w:num>
+  <w:num w:numId="4">
+    <w:abstractNumId w:val="4"/>
+  </w:num>
+  <w:num w:numId="5">
     <w:abstractNumId w:val="0"/>
   </w:num>
-  <w:num w:numId="2">
-    <w:abstractNumId w:val="2"/>
-  </w:num>
-  <w:num w:numId="3">
-    <w:abstractNumId w:val="1"/>
-  </w:num>
-  <w:num w:numId="4">
-    <w:abstractNumId w:val="3"/>
+  <w:num w:numId="6">
+    <w:abstractNumId w:val="5"/>
   </w:num>
 </w:numbering>
 </file>
@@ -13681,4 +14953,16 @@
     </a:ext>
   </a:extLst>
 </a:theme>
+</file>
+
+<file path=customXml/item1.xml><?xml version="1.0" encoding="utf-8"?>
+<b:Sources xmlns:b="http://schemas.openxmlformats.org/officeDocument/2006/bibliography" xmlns="http://schemas.openxmlformats.org/officeDocument/2006/bibliography" SelectedStyle="\APASixthEditionOfficeOnline.xsl" StyleName="APA" Version="6"/>
+</file>
+
+<file path=customXml/itemProps1.xml><?xml version="1.0" encoding="utf-8"?>
+<ds:datastoreItem xmlns:ds="http://schemas.openxmlformats.org/officeDocument/2006/customXml" ds:itemID="{D20BAE4E-DE18-4ACA-8B59-C5B32252772D}">
+  <ds:schemaRefs>
+    <ds:schemaRef ds:uri="http://schemas.openxmlformats.org/officeDocument/2006/bibliography"/>
+  </ds:schemaRefs>
+</ds:datastoreItem>
 </file>